--- a/Bài 5_ss5.docx
+++ b/Bài 5_ss5.docx
@@ -6,15 +6,15 @@
       <w:pPr>
         <w:spacing w:after="240" w:before="240" w:lineRule="auto"/>
         <w:rPr>
-          <w:sz w:val="34"/>
-          <w:szCs w:val="34"/>
-        </w:rPr>
-      </w:pPr>
-      <w:r>
-        <w:rPr>
-          <w:rtl w:val="0"/>
-        </w:rPr>
-        <w:t xml:space="preserve">Để tạo cột ảo Xep_Hang ngay trong </w:t>
+          <w:sz w:val="26"/>
+          <w:szCs w:val="26"/>
+        </w:rPr>
+      </w:pPr>
+      <w:r>
+        <w:rPr>
+          <w:rtl w:val="0"/>
+        </w:rPr>
+        <w:t xml:space="preserve">Để tạo cột ảo Xep_Hang trong </w:t>
       </w:r>
       <w:r>
         <w:rPr>
@@ -40,20 +40,7 @@
         <w:rPr>
           <w:rtl w:val="0"/>
         </w:rPr>
-        <w:t xml:space="preserve"> – công cụ cho phép viết logic if/else trực tiếp trong SQL. Nhờ đó có thể phân loại khách hàng theo </w:t>
-      </w:r>
-      <w:r>
-        <w:rPr>
-          <w:rFonts w:ascii="Roboto Mono" w:cs="Roboto Mono" w:eastAsia="Roboto Mono" w:hAnsi="Roboto Mono"/>
-          <w:rtl w:val="0"/>
-        </w:rPr>
-        <w:t xml:space="preserve">total_orders</w:t>
-      </w:r>
-      <w:r>
-        <w:rPr>
-          <w:rtl w:val="0"/>
-        </w:rPr>
-        <w:t xml:space="preserve"> mà không cần xử lý ở Backend.</w:t>
+        <w:t xml:space="preserve"> để viết logic if/else trực tiếp. Cách này giúp phân loại khách hàng ngay tại database mà không cần Backend xử lý.</w:t>
       </w:r>
       <w:r>
         <w:rPr>
@@ -64,7 +51,10 @@
     <w:p>
       <w:pPr>
         <w:spacing w:after="240" w:before="240" w:lineRule="auto"/>
-        <w:rPr/>
+        <w:rPr>
+          <w:sz w:val="26"/>
+          <w:szCs w:val="26"/>
+        </w:rPr>
       </w:pPr>
       <w:r>
         <w:rPr>
@@ -83,68 +73,68 @@
         <w:rPr>
           <w:rtl w:val="0"/>
         </w:rPr>
-        <w:t xml:space="preserve"> có thể NULL (khách mới). Nếu không xử lý:</w:t>
+        <w:t xml:space="preserve"> có thể bị </w:t>
+      </w:r>
+      <w:r>
+        <w:rPr>
+          <w:rFonts w:ascii="Roboto Mono" w:cs="Roboto Mono" w:eastAsia="Roboto Mono" w:hAnsi="Roboto Mono"/>
+          <w:rtl w:val="0"/>
+        </w:rPr>
+        <w:t xml:space="preserve">NULL</w:t>
+      </w:r>
+      <w:r>
+        <w:rPr>
+          <w:rtl w:val="0"/>
+        </w:rPr>
+        <w:t xml:space="preserve"> (khách mới). Trong SQL, các phép so sánh (</w:t>
+      </w:r>
+      <w:r>
+        <w:rPr>
+          <w:rFonts w:ascii="Roboto Mono" w:cs="Roboto Mono" w:eastAsia="Roboto Mono" w:hAnsi="Roboto Mono"/>
+          <w:rtl w:val="0"/>
+        </w:rPr>
+        <w:t xml:space="preserve">&gt;</w:t>
+      </w:r>
+      <w:r>
+        <w:rPr>
+          <w:rtl w:val="0"/>
+        </w:rPr>
+        <w:t xml:space="preserve">, </w:t>
+      </w:r>
+      <w:r>
+        <w:rPr>
+          <w:rFonts w:ascii="Roboto Mono" w:cs="Roboto Mono" w:eastAsia="Roboto Mono" w:hAnsi="Roboto Mono"/>
+          <w:rtl w:val="0"/>
+        </w:rPr>
+        <w:t xml:space="preserve">&lt;</w:t>
+      </w:r>
+      <w:r>
+        <w:rPr>
+          <w:rtl w:val="0"/>
+        </w:rPr>
+        <w:t xml:space="preserve">) với </w:t>
+      </w:r>
+      <w:r>
+        <w:rPr>
+          <w:rFonts w:ascii="Roboto Mono" w:cs="Roboto Mono" w:eastAsia="Roboto Mono" w:hAnsi="Roboto Mono"/>
+          <w:rtl w:val="0"/>
+        </w:rPr>
+        <w:t xml:space="preserve">NULL</w:t>
+      </w:r>
+      <w:r>
+        <w:rPr>
+          <w:rtl w:val="0"/>
+        </w:rPr>
+        <w:t xml:space="preserve"> sẽ không trả về Đúng, khiến dữ liệu dễ bị sai lệch.</w:t>
+      </w:r>
+      <w:r>
+        <w:rPr>
+          <w:rtl w:val="0"/>
+        </w:rPr>
       </w:r>
     </w:p>
     <w:p>
       <w:pPr>
-        <w:numPr>
-          <w:ilvl w:val="0"/>
-          <w:numId w:val="2"/>
-        </w:numPr>
-        <w:spacing w:after="240" w:before="240" w:lineRule="auto"/>
-        <w:ind w:left="720" w:hanging="360"/>
-        <w:rPr/>
-      </w:pPr>
-      <w:r>
-        <w:rPr>
-          <w:rtl w:val="0"/>
-        </w:rPr>
-        <w:t xml:space="preserve">So sánh số (</w:t>
-      </w:r>
-      <w:r>
-        <w:rPr>
-          <w:rFonts w:ascii="Roboto Mono" w:cs="Roboto Mono" w:eastAsia="Roboto Mono" w:hAnsi="Roboto Mono"/>
-          <w:rtl w:val="0"/>
-        </w:rPr>
-        <w:t xml:space="preserve">&gt;</w:t>
-      </w:r>
-      <w:r>
-        <w:rPr>
-          <w:rtl w:val="0"/>
-        </w:rPr>
-        <w:t xml:space="preserve">, </w:t>
-      </w:r>
-      <w:r>
-        <w:rPr>
-          <w:rFonts w:ascii="Roboto Mono" w:cs="Roboto Mono" w:eastAsia="Roboto Mono" w:hAnsi="Roboto Mono"/>
-          <w:rtl w:val="0"/>
-        </w:rPr>
-        <w:t xml:space="preserve">&lt;</w:t>
-      </w:r>
-      <w:r>
-        <w:rPr>
-          <w:rtl w:val="0"/>
-        </w:rPr>
-        <w:t xml:space="preserve">) với </w:t>
-      </w:r>
-      <w:r>
-        <w:rPr>
-          <w:rFonts w:ascii="Roboto Mono" w:cs="Roboto Mono" w:eastAsia="Roboto Mono" w:hAnsi="Roboto Mono"/>
-          <w:rtl w:val="0"/>
-        </w:rPr>
-        <w:t xml:space="preserve">NULL</w:t>
-      </w:r>
-      <w:r>
-        <w:rPr>
-          <w:rFonts w:ascii="Arial Unicode MS" w:cs="Arial Unicode MS" w:eastAsia="Arial Unicode MS" w:hAnsi="Arial Unicode MS"/>
-          <w:rtl w:val="0"/>
-        </w:rPr>
-        <w:t xml:space="preserve"> sẽ không trả về TRUE → dễ rơi vào nhánh sai hoặc bị bỏ qua.</w:t>
-      </w:r>
-    </w:p>
-    <w:p>
-      <w:pPr>
         <w:spacing w:after="240" w:before="240" w:lineRule="auto"/>
         <w:rPr/>
       </w:pPr>
@@ -152,7 +142,39 @@
         <w:rPr>
           <w:rtl w:val="0"/>
         </w:rPr>
-        <w:t xml:space="preserve">Cách an toàn:</w:t>
+        <w:t xml:space="preserve">S</w:t>
+      </w:r>
+      <w:r>
+        <w:rPr>
+          <w:rtl w:val="0"/>
+        </w:rPr>
+        <w:t xml:space="preserve">ử dụng điều kiện </w:t>
+      </w:r>
+      <w:r>
+        <w:rPr>
+          <w:rFonts w:ascii="Roboto Mono" w:cs="Roboto Mono" w:eastAsia="Roboto Mono" w:hAnsi="Roboto Mono"/>
+          <w:rtl w:val="0"/>
+        </w:rPr>
+        <w:t xml:space="preserve">IS NULL</w:t>
+      </w:r>
+      <w:r>
+        <w:rPr>
+          <w:rtl w:val="0"/>
+        </w:rPr>
+        <w:t xml:space="preserve"> ngay đầu khối </w:t>
+      </w:r>
+      <w:r>
+        <w:rPr>
+          <w:rFonts w:ascii="Roboto Mono" w:cs="Roboto Mono" w:eastAsia="Roboto Mono" w:hAnsi="Roboto Mono"/>
+          <w:rtl w:val="0"/>
+        </w:rPr>
+        <w:t xml:space="preserve">CASE</w:t>
+      </w:r>
+      <w:r>
+        <w:rPr>
+          <w:rtl w:val="0"/>
+        </w:rPr>
+        <w:t xml:space="preserve">:</w:t>
       </w:r>
     </w:p>
     <w:p>
@@ -161,7 +183,7 @@
           <w:ilvl w:val="0"/>
           <w:numId w:val="1"/>
         </w:numPr>
-        <w:spacing w:after="240" w:before="240" w:lineRule="auto"/>
+        <w:spacing w:after="0" w:afterAutospacing="0" w:before="240" w:lineRule="auto"/>
         <w:ind w:left="720" w:hanging="360"/>
         <w:rPr/>
       </w:pPr>
@@ -169,21 +191,7 @@
         <w:rPr>
           <w:rtl w:val="0"/>
         </w:rPr>
-        <w:t xml:space="preserve">Dùng </w:t>
-      </w:r>
-      <w:r>
-        <w:rPr>
-          <w:rFonts w:ascii="Roboto Mono" w:cs="Roboto Mono" w:eastAsia="Roboto Mono" w:hAnsi="Roboto Mono"/>
-          <w:rtl w:val="0"/>
-        </w:rPr>
-        <w:t xml:space="preserve">COALESCE(total_orders, 0)</w:t>
-      </w:r>
-      <w:r>
-        <w:rPr>
-          <w:rFonts w:ascii="Arial Unicode MS" w:cs="Arial Unicode MS" w:eastAsia="Arial Unicode MS" w:hAnsi="Arial Unicode MS"/>
-          <w:rtl w:val="0"/>
-        </w:rPr>
-        <w:t xml:space="preserve"> → thay </w:t>
+        <w:t xml:space="preserve">Ưu tiên kiểm tra </w:t>
       </w:r>
       <w:r>
         <w:rPr>
@@ -196,7 +204,67 @@
         <w:rPr>
           <w:rtl w:val="0"/>
         </w:rPr>
-        <w:t xml:space="preserve"> = 0</w:t>
+        <w:t xml:space="preserve"> trước: Dùng </w:t>
+      </w:r>
+      <w:r>
+        <w:rPr>
+          <w:rFonts w:ascii="Roboto Mono" w:cs="Roboto Mono" w:eastAsia="Roboto Mono" w:hAnsi="Roboto Mono"/>
+          <w:rtl w:val="0"/>
+        </w:rPr>
+        <w:t xml:space="preserve">WHEN total_orders IS NULL THEN 'Bạc'</w:t>
+      </w:r>
+      <w:r>
+        <w:rPr>
+          <w:rtl w:val="0"/>
+        </w:rPr>
+        <w:t xml:space="preserve">. Để lọc các khách hàng mới để xếp vào hạng thấp nhất.</w:t>
+      </w:r>
+    </w:p>
+    <w:p>
+      <w:pPr>
+        <w:numPr>
+          <w:ilvl w:val="0"/>
+          <w:numId w:val="1"/>
+        </w:numPr>
+        <w:spacing w:after="0" w:afterAutospacing="0" w:before="0" w:beforeAutospacing="0" w:lineRule="auto"/>
+        <w:ind w:left="720" w:hanging="360"/>
+        <w:rPr/>
+      </w:pPr>
+      <w:r>
+        <w:rPr>
+          <w:rtl w:val="0"/>
+        </w:rPr>
+        <w:t xml:space="preserve">Logic từ trên xuống: Khi đã xử lý xong </w:t>
+      </w:r>
+      <w:r>
+        <w:rPr>
+          <w:rFonts w:ascii="Roboto Mono" w:cs="Roboto Mono" w:eastAsia="Roboto Mono" w:hAnsi="Roboto Mono"/>
+          <w:rtl w:val="0"/>
+        </w:rPr>
+        <w:t xml:space="preserve">NULL</w:t>
+      </w:r>
+      <w:r>
+        <w:rPr>
+          <w:rtl w:val="0"/>
+        </w:rPr>
+        <w:t xml:space="preserve">, các dòng sau chỉ cần so sánh số bình thường.</w:t>
+      </w:r>
+    </w:p>
+    <w:p>
+      <w:pPr>
+        <w:numPr>
+          <w:ilvl w:val="0"/>
+          <w:numId w:val="1"/>
+        </w:numPr>
+        <w:spacing w:after="240" w:before="0" w:beforeAutospacing="0" w:lineRule="auto"/>
+        <w:ind w:left="720" w:hanging="360"/>
+        <w:rPr/>
+      </w:pPr>
+      <w:r>
+        <w:rPr>
+          <w:rtl w:val="0"/>
+        </w:rPr>
+        <w:t xml:space="preserve">Kết quả: Đảm bảo mọi khách hàng (kể cả người chưa có đơn) đều được phân loại hợp lý.</w:t>
       </w:r>
     </w:p>
     <w:p>
@@ -209,7 +277,6 @@
         <w:rPr>
           <w:rtl w:val="0"/>
         </w:rPr>
-        <w:t xml:space="preserve">Khách mới sẽ được xếp vào nhóm 'Bạc' (hợp lý nghiệp vụ).</w:t>
       </w:r>
     </w:p>
     <w:p>
@@ -343,121 +410,8 @@
       </w:rPr>
     </w:lvl>
   </w:abstractNum>
-  <w:abstractNum w:abstractNumId="2">
-    <w:lvl w:ilvl="0">
-      <w:start w:val="1"/>
-      <w:numFmt w:val="bullet"/>
-      <w:lvlText w:val="●"/>
-      <w:lvlJc w:val="left"/>
-      <w:pPr>
-        <w:ind w:left="720" w:hanging="360"/>
-      </w:pPr>
-      <w:rPr>
-        <w:u w:val="none"/>
-      </w:rPr>
-    </w:lvl>
-    <w:lvl w:ilvl="1">
-      <w:start w:val="1"/>
-      <w:numFmt w:val="bullet"/>
-      <w:lvlText w:val="○"/>
-      <w:lvlJc w:val="left"/>
-      <w:pPr>
-        <w:ind w:left="1440" w:hanging="360"/>
-      </w:pPr>
-      <w:rPr>
-        <w:u w:val="none"/>
-      </w:rPr>
-    </w:lvl>
-    <w:lvl w:ilvl="2">
-      <w:start w:val="1"/>
-      <w:numFmt w:val="bullet"/>
-      <w:lvlText w:val="■"/>
-      <w:lvlJc w:val="left"/>
-      <w:pPr>
-        <w:ind w:left="2160" w:hanging="360"/>
-      </w:pPr>
-      <w:rPr>
-        <w:u w:val="none"/>
-      </w:rPr>
-    </w:lvl>
-    <w:lvl w:ilvl="3">
-      <w:start w:val="1"/>
-      <w:numFmt w:val="bullet"/>
-      <w:lvlText w:val="●"/>
-      <w:lvlJc w:val="left"/>
-      <w:pPr>
-        <w:ind w:left="2880" w:hanging="360"/>
-      </w:pPr>
-      <w:rPr>
-        <w:u w:val="none"/>
-      </w:rPr>
-    </w:lvl>
-    <w:lvl w:ilvl="4">
-      <w:start w:val="1"/>
-      <w:numFmt w:val="bullet"/>
-      <w:lvlText w:val="○"/>
-      <w:lvlJc w:val="left"/>
-      <w:pPr>
-        <w:ind w:left="3600" w:hanging="360"/>
-      </w:pPr>
-      <w:rPr>
-        <w:u w:val="none"/>
-      </w:rPr>
-    </w:lvl>
-    <w:lvl w:ilvl="5">
-      <w:start w:val="1"/>
-      <w:numFmt w:val="bullet"/>
-      <w:lvlText w:val="■"/>
-      <w:lvlJc w:val="left"/>
-      <w:pPr>
-        <w:ind w:left="4320" w:hanging="360"/>
-      </w:pPr>
-      <w:rPr>
-        <w:u w:val="none"/>
-      </w:rPr>
-    </w:lvl>
-    <w:lvl w:ilvl="6">
-      <w:start w:val="1"/>
-      <w:numFmt w:val="bullet"/>
-      <w:lvlText w:val="●"/>
-      <w:lvlJc w:val="left"/>
-      <w:pPr>
-        <w:ind w:left="5040" w:hanging="360"/>
-      </w:pPr>
-      <w:rPr>
-        <w:u w:val="none"/>
-      </w:rPr>
-    </w:lvl>
-    <w:lvl w:ilvl="7">
-      <w:start w:val="1"/>
-      <w:numFmt w:val="bullet"/>
-      <w:lvlText w:val="○"/>
-      <w:lvlJc w:val="left"/>
-      <w:pPr>
-        <w:ind w:left="5760" w:hanging="360"/>
-      </w:pPr>
-      <w:rPr>
-        <w:u w:val="none"/>
-      </w:rPr>
-    </w:lvl>
-    <w:lvl w:ilvl="8">
-      <w:start w:val="1"/>
-      <w:numFmt w:val="bullet"/>
-      <w:lvlText w:val="■"/>
-      <w:lvlJc w:val="left"/>
-      <w:pPr>
-        <w:ind w:left="6480" w:hanging="360"/>
-      </w:pPr>
-      <w:rPr>
-        <w:u w:val="none"/>
-      </w:rPr>
-    </w:lvl>
-  </w:abstractNum>
   <w:num w:numId="1">
     <w:abstractNumId w:val="1"/>
-  </w:num>
-  <w:num w:numId="2">
-    <w:abstractNumId w:val="2"/>
   </w:num>
 </w:numbering>
 </file>
